--- a/fra/docx/64.content.docx
+++ b/fra/docx/64.content.docx
@@ -136,13 +136,6 @@
         <w:rPr>
           <w:lang w:val="fr_FR" w:bidi="fr_FR"/>
         </w:rPr>
-      </w:r>
-      <w:r>
-        <w:rPr>
-          <w:i/>
-          <w:lang w:val="fr_FR" w:bidi="fr_FR"/>
-        </w:rPr>
-        <w:t>3 Jean 1.1, 3 Jean 1.1 (#2), 3 Jean 1.2, 3 Jean 1.4, 3 Jean 1.5, 3 Jean 1.6, 3 Jean 1.7, 3 Jean 1.8, 3 Jean 1.9, 3 Jean 1.9 (#2), 3 Jean 1.10, 3 Jean 1.10 (#2), 3 Jean 1:10 (#3), 3 Jean 1.11, 3 Jean 1.14</w:t>
       </w:r>
       <w:r>
         <w:rPr>

--- a/fra/docx/64.content.docx
+++ b/fra/docx/64.content.docx
@@ -123,19 +123,6 @@
           <w:lang w:val="fr_FR" w:bidi="fr_FR"/>
         </w:rPr>
         <w:t>3JN</w:t>
-      </w:r>
-      <w:r>
-        <w:rPr>
-          <w:lang w:val="fr_FR" w:bidi="fr_FR"/>
-        </w:rPr>
-      </w:r>
-    </w:p>
-    <w:p>
-      <w:pPr/>
-      <w:r>
-        <w:rPr>
-          <w:lang w:val="fr_FR" w:bidi="fr_FR"/>
-        </w:rPr>
       </w:r>
       <w:r>
         <w:rPr>

--- a/fra/docx/64.content.docx
+++ b/fra/docx/64.content.docx
@@ -19,7 +19,7 @@
         <w:rPr>
           <w:lang w:val="fr_FR" w:bidi="fr_FR"/>
         </w:rPr>
-        <w:t>Resource: Questions de Traduction (unfoldingWord)</w:t>
+        <w:t>Resource: unfoldingWord® Translation Questions</w:t>
       </w:r>
       <w:r>
         <w:rPr>
@@ -85,7 +85,7 @@
         <w:rPr>
           <w:lang w:val="fr_FR" w:bidi="fr_FR"/>
         </w:rPr>
-        <w:t>Questions de Traduction (unfoldingWord)</w:t>
+        <w:t>unfoldingWord® Translation Questions</w:t>
       </w:r>
     </w:p>
     <w:p>
